--- a/UI5 Practice/Plant and Material Wise Sales dashboard/Documentation/PMS_Dashboard_Functional_Documentation.docx
+++ b/UI5 Practice/Plant and Material Wise Sales dashboard/Documentation/PMS_Dashboard_Functional_Documentation.docx
@@ -505,7 +505,7 @@
     </w:p>
     <w:p>
       <w:r>
-        <w:t>A zone is ALIMCO's regional grouping — North, West, South, East and Central. The map can be switched from state granularity to zone granularity, which paints the five zone unions instead of the individual states, and the Zone filter narrows every panel.</w:t>
+        <w:t>A zone is ALIMCO's regional grouping — North, West, South, East and Central. The map can be switched from state granularity to zone granularity, and the Zone filter narrows every panel.</w:t>
       </w:r>
     </w:p>
     <w:p>
@@ -522,13 +522,18 @@
           <w:color w:val="2E7D32"/>
           <w:sz w:val="20"/>
         </w:rPr>
-        <w:t xml:space="preserve">Zone is resolved from the state:  </w:t>
+        <w:t xml:space="preserve">Zone comes from ZSD_ZONE_PLANT, not from geography:  </w:t>
       </w:r>
       <w:r>
         <w:rPr>
           <w:sz w:val="20"/>
         </w:rPr>
-        <w:t>The dashboard determines a state's zone from the state itself, using a fixed business rule, rather than trusting the ALM_ZONE code on the mapping table. That code's real values were never confirmed, and a loose match on it was letting states outside the selected zone appear on the map. If a state ever shows up under the wrong zone, the rule — not the data — is what needs correcting.</w:t>
+        <w:t>A zone is a business grouping, not a map of India: 2000 HQ sits in Kanpur, in Uttar Pradesh, but belongs to Central. The dashboard therefore takes the zone from the ALM_ZONE code on the Unit's mapping row — the same field the Zone filter matches on — so filter and map always agree. If a Unit appears under the wrong zone, ALM_ZONE is what needs correcting.</w:t>
+      </w:r>
+    </w:p>
+    <w:p>
+      <w:r>
+        <w:t>Because zones are assigned per Unit rather than drawn on the map, a zone need not be one connected piece of the country. Zone granularity shades each zone's own member states, so Central covering both Madhya Pradesh and Uttar Pradesh is drawn exactly as the data says. Zone codes are matched case-insensitively and ignoring trailing spaces, so a hand-typed “WEST” and “West ” count as the same zone.</w:t>
       </w:r>
     </w:p>
     <w:p>
@@ -546,7 +551,30 @@
     </w:p>
     <w:p>
       <w:r>
-        <w:t>The state (REGIO) comes from the billing plant's own plant master, with its name taken from the standard state text table in English. It drives the India choropleth and the Top-states roll-up. A plant whose plant master carries no region contributes its sales to every total but cannot be placed on the map.</w:t>
+        <w:t>The state (REGIO) comes from the selling UNIT's own plant master, with its name taken from the standard state text table in English. It drives the India choropleth and the Top-states roll-up. A Unit whose master record carries no region contributes its sales to every total but cannot be placed on the map.</w:t>
+      </w:r>
+    </w:p>
+    <w:p>
+      <w:pPr>
+        <w:spacing w:before="120" w:after="160"/>
+        <w:ind w:left="216"/>
+        <w:pBdr>
+          <w:left w:val="single" w:sz="18" w:space="6" w:color="2E7D32"/>
+        </w:pBdr>
+      </w:pPr>
+      <w:r>
+        <w:rPr>
+          <w:b/>
+          <w:color w:val="2E7D32"/>
+          <w:sz w:val="20"/>
+        </w:rPr>
+        <w:t xml:space="preserve">Why the Unit and not the billing plant:  </w:t>
+      </w:r>
+      <w:r>
+        <w:rPr>
+          <w:sz w:val="20"/>
+        </w:rPr>
+        <w:t>The state used to be read from the billing plant while the zone, the Unit and its map dot all came from the sales office. The two disagree whenever goods are billed by one plant and sold through another Unit: a material billed at 2000 HQ in Uttar Pradesh but sold through the eastern Units shaded Uttar Pradesh on the map while its dots sat on Ranchi and Bhubaneswar. Both now derive from the one Unit record, so shading, dots and zone always tell the same story.</w:t>
       </w:r>
     </w:p>
     <w:p>
@@ -564,7 +592,7 @@
     </w:p>
     <w:p>
       <w:r>
-        <w:t>A Unit is ALIMCO's grouping of plants under a sales office — 18 of them in production. Units are what the map's dot overlay plots: one dot per Unit, sized by that Unit's net value, positioned at a value-weighted centre of its member plants' coordinates, and labelled with the Unit code, the Unit name and the value.</w:t>
+        <w:t>A Unit is ALIMCO's grouping of plants under a sales office — 18 of them in production. Units are what the map's dot overlay plots: one dot per Unit, sized by that Unit's gross value, positioned at a value-weighted centre of its member plants' coordinates, and labelled with the Unit code, the Unit name and the value.</w:t>
       </w:r>
     </w:p>
     <w:p>
@@ -1377,7 +1405,7 @@
               <w:rPr>
                 <w:sz w:val="18"/>
               </w:rPr>
-              <w:t>Net value billed on one single day (see 4.3)</w:t>
+              <w:t>Gross value billed on one single day (see 4.3)</w:t>
             </w:r>
           </w:p>
         </w:tc>
@@ -1392,7 +1420,7 @@
               <w:rPr>
                 <w:sz w:val="18"/>
               </w:rPr>
-              <w:t>That day's date and the number of invoices billed on it</w:t>
+              <w:t>That day's date and the invoice count, then the net and tax behind the gross</w:t>
             </w:r>
           </w:p>
         </w:tc>
@@ -2260,7 +2288,7 @@
     </w:p>
     <w:p>
       <w:r>
-        <w:t>Each state is shaded by its net value, and the panel can be switched between State and Zone granularity. The colour scale is a quantile scale — equal COUNTS of states per colour step, not equal value ranges — so a handful of very large states cannot wash the whole map into a single colour. The legend is labelled with the real value at each break, and closes with the actual largest value on the map. States with no billing at all get their own separate swatch rather than the palest colour.</w:t>
+        <w:t>Each state is shaded by its gross value, and the panel can be switched between State and Zone granularity. In Zone granularity a zone is drawn as one continuous region made of its member states, so it reads as a single area rather than as several states that happen to share a colour. The colour scale is a quantile scale — equal COUNTS of states per colour step, not equal value ranges — so a handful of very large states cannot wash the whole map into a single colour. The legend is labelled with the real value at each break, and closes with the actual largest value on the map. States with no billing at all get their own separate swatch rather than the palest colour.</w:t>
       </w:r>
     </w:p>
     <w:p>
@@ -2301,7 +2329,30 @@
     </w:p>
     <w:p>
       <w:r>
-        <w:t>An overlay that can be switched off. One dot per Unit, its size proportional to that Unit's net value, joined by a leader line to a label carrying the Unit code, the Unit name and the value. Labels are laid out in the margins on either side of the map and nudged apart so that no two leader lines collide. Hovering a dot or a state opens a card with the net billed value, the growth against last year, the share of India, and the number of plants or invoices behind it.</w:t>
+        <w:t>An overlay that can be switched off. One dot per Unit, its size proportional to that Unit's gross value, joined by a leader line to a label carrying the Unit code, the Unit name and the value. Labels are laid out in the margins on either side of the map and nudged apart so that no two leader lines collide. Hovering a dot or a state opens a card with the gross billed value and the net and tax behind it, the growth against last year, the share of India, and the number of plants or invoices behind it.</w:t>
+      </w:r>
+    </w:p>
+    <w:p>
+      <w:pPr>
+        <w:spacing w:before="120" w:after="160"/>
+        <w:ind w:left="216"/>
+        <w:pBdr>
+          <w:left w:val="single" w:sz="18" w:space="6" w:color="2E7D32"/>
+        </w:pBdr>
+      </w:pPr>
+      <w:r>
+        <w:rPr>
+          <w:b/>
+          <w:color w:val="2E7D32"/>
+          <w:sz w:val="20"/>
+        </w:rPr>
+        <w:t xml:space="preserve">A dot sits where the Unit is, not where its zone is:  </w:t>
+      </w:r>
+      <w:r>
+        <w:rPr>
+          <w:sz w:val="20"/>
+        </w:rPr>
+        <w:t>Dot positions come from the latitude and longitude maintained against the Unit. 2000 HQ is drawn at Kanpur because that is where it is, even though it belongs to the Central zone. Position is geography; colour is the business zoning. They are allowed to differ.</w:t>
       </w:r>
     </w:p>
     <w:p>
@@ -2319,7 +2370,7 @@
     </w:p>
     <w:p>
       <w:r>
-        <w:t>A ranked list rather than a chart. Each scheme shows a colour chip, its net value, a progress bar of its share, the share percentage, the invoice count and its growth against last year. Beneath a divider sits the Top-states roll-up. Every row is clickable and toggles that scheme — or that state — in the filter bar. Schemes with no net value in the current selection are not listed.</w:t>
+        <w:t>A ranked list rather than a chart. Each scheme shows a colour chip, its gross value, a progress bar of its share, the share percentage, the invoice count and its growth against last year. Hovering a row shows the net and tax behind that gross. Beneath a divider sits the Top-states roll-up. Every row is clickable and toggles that scheme — or that state — in the filter bar. Schemes with no gross value in the current selection are not listed.</w:t>
       </w:r>
     </w:p>
     <w:p>
@@ -2378,7 +2429,7 @@
     </w:p>
     <w:p>
       <w:r>
-        <w:t>The top 20 materials by net value. Each material carries its billed description, its old material number, its quantity and sales unit, and its GST split into IGST, SGST, CGST and TCS. Percentage-of-total is calculated against every material in scope, not just the twenty shown, so the listed shares correctly add up to less than 100%.</w:t>
+        <w:t>The top 20 materials by gross value. Each material carries its billed description, its old material number, its quantity and sales unit, and its GST split into IGST, SGST, CGST and TCS. Percentage-of-total is calculated against every material in scope, not just the twenty shown, so the listed shares correctly add up to less than 100%.</w:t>
       </w:r>
     </w:p>
     <w:p>
@@ -2508,12 +2559,35 @@
           <w:color w:val="5470C6"/>
           <w:sz w:val="26"/>
         </w:rPr>
-        <w:t>6.2  Plant Master Region</w:t>
+        <w:t>6.2  Unit Master Region</w:t>
       </w:r>
     </w:p>
     <w:p>
       <w:r>
-        <w:t>The state a sale is attributed to comes from the billing plant's own plant master region. A plant with a blank region contributes to the KPI cards and the plant ranking but cannot be placed on the map or counted in any state or zone total.</w:t>
+        <w:t>The state a sale is attributed to comes from the selling Unit's own plant master region. A Unit with a blank region contributes to the KPI cards and the plant ranking but cannot be placed on the map or counted in any state total.</w:t>
+      </w:r>
+    </w:p>
+    <w:p>
+      <w:pPr>
+        <w:spacing w:before="120" w:after="160"/>
+        <w:ind w:left="216"/>
+        <w:pBdr>
+          <w:left w:val="single" w:sz="18" w:space="6" w:color="2E7D32"/>
+        </w:pBdr>
+      </w:pPr>
+      <w:r>
+        <w:rPr>
+          <w:b/>
+          <w:color w:val="2E7D32"/>
+          <w:sz w:val="20"/>
+        </w:rPr>
+        <w:t xml:space="preserve">A Unit missing from ZSD_ZONE_PLANT now loses its state too:  </w:t>
+      </w:r>
+      <w:r>
+        <w:rPr>
+          <w:sz w:val="20"/>
+        </w:rPr>
+        <w:t>Since state and zone are both read through the Unit's mapping row, a sales office with no row there has neither. It already had no dot and no zone; it now also drops off the choropleth rather than being shaded at its billing plant. Its value still counts in every KPI and in the plant ranking. Keeping ZSD_ZONE_PLANT complete is what prevents this.</w:t>
       </w:r>
     </w:p>
     <w:p>
@@ -2751,7 +2825,7 @@
               <w:rPr>
                 <w:sz w:val="18"/>
               </w:rPr>
-              <w:t>Every billing plant has a region maintained in its plant master</w:t>
+              <w:t>Every Unit in ZSD_ZONE_PLANT has a region maintained in its own plant master</w:t>
             </w:r>
           </w:p>
         </w:tc>
@@ -2765,7 +2839,7 @@
               <w:rPr>
                 <w:sz w:val="18"/>
               </w:rPr>
-              <w:t>On plant creation</w:t>
+              <w:t>On Unit creation</w:t>
             </w:r>
           </w:p>
         </w:tc>
@@ -2928,7 +3002,7 @@
     </w:p>
     <w:p>
       <w:r>
-        <w:t>Two limitations follow directly from the two-grain design in section 3, and both are visible to users. Neither is a defect — both are documented consequences of not double-counting.</w:t>
+        <w:t>The limitations below follow directly from the two-grain design in section 3, and both are visible to users. Neither is a defect — both are documented consequences of not double-counting.</w:t>
       </w:r>
     </w:p>
     <w:p>
@@ -2941,12 +3015,35 @@
           <w:color w:val="5470C6"/>
           <w:sz w:val="26"/>
         </w:rPr>
-        <w:t>7.1  The Scheme Filter Does Not Narrow the Material Panel</w:t>
+        <w:t>7.1  Zone, State, Scheme and Period Reach the Material Panel Indirectly</w:t>
       </w:r>
     </w:p>
     <w:p>
       <w:r>
-        <w:t>The scheme lives on the G/L-grain sales data only; the billing items carry no scheme. Filtering on a scheme therefore narrows the KPI cards, the map, the scheme panel and the plant panel, but the Sales-by-material panel continues to show all materials in the remaining scope. A user comparing the material panel's total against the net value KPI while a Scheme filter is set will find they disagree, and that is why.</w:t>
+        <w:t>None of these four exists on the billing items — they live only on the G/L-grain sales data. The material panel honours them by keeping only those items whose billing document survived the same filters on the G/L side. This is exact for zone, state and period, which are properties of the document as a whole, and exact for scheme in the normal case of one scheme per document.</w:t>
+      </w:r>
+    </w:p>
+    <w:p>
+      <w:pPr>
+        <w:spacing w:before="120" w:after="160"/>
+        <w:ind w:left="216"/>
+        <w:pBdr>
+          <w:left w:val="single" w:sz="18" w:space="6" w:color="2E7D32"/>
+        </w:pBdr>
+      </w:pPr>
+      <w:r>
+        <w:rPr>
+          <w:b/>
+          <w:color w:val="2E7D32"/>
+          <w:sz w:val="20"/>
+        </w:rPr>
+        <w:t xml:space="preserve">What this fixed:  </w:t>
+      </w:r>
+      <w:r>
+        <w:rPr>
+          <w:sz w:val="20"/>
+        </w:rPr>
+        <w:t>Filtering to a zone used to leave the material panel showing every material in the country, because the filter could not reach it at all. Selecting a zone in which a material never sold now correctly reports no material for the current selection.</w:t>
       </w:r>
     </w:p>
     <w:p>

--- a/UI5 Practice/Plant and Material Wise Sales dashboard/Documentation/PMS_Dashboard_Functional_Documentation.docx
+++ b/UI5 Practice/Plant and Material Wise Sales dashboard/Documentation/PMS_Dashboard_Functional_Documentation.docx
@@ -551,7 +551,7 @@
     </w:p>
     <w:p>
       <w:r>
-        <w:t>The state (REGIO) comes from the selling UNIT's own plant master, with its name taken from the standard state text table in English. It drives the India choropleth and the Top-states roll-up. A Unit whose master record carries no region contributes its sales to every total but cannot be placed on the map.</w:t>
+        <w:t>The state (REGIO) comes from the selling UNIT's own plant master, with its name taken from the standard state text table in English. Where the Unit has no state of its own — or no sales office is recorded on the sale at all — the BILLING plant's state is used instead. It drives the India choropleth and the Top-states roll-up.</w:t>
       </w:r>
     </w:p>
     <w:p>
@@ -568,13 +568,36 @@
           <w:color w:val="2E7D32"/>
           <w:sz w:val="20"/>
         </w:rPr>
-        <w:t xml:space="preserve">Why the Unit and not the billing plant:  </w:t>
+        <w:t xml:space="preserve">Why the Unit first, and not the billing plant:  </w:t>
       </w:r>
       <w:r>
         <w:rPr>
           <w:sz w:val="20"/>
         </w:rPr>
-        <w:t>The state used to be read from the billing plant while the zone, the Unit and its map dot all came from the sales office. The two disagree whenever goods are billed by one plant and sold through another Unit: a material billed at 2000 HQ in Uttar Pradesh but sold through the eastern Units shaded Uttar Pradesh on the map while its dots sat on Ranchi and Bhubaneswar. Both now derive from the one Unit record, so shading, dots and zone always tell the same story.</w:t>
+        <w:t>The state used to be read from the billing plant while the zone, the Unit and its map dot all came from the sales office. The two disagree whenever goods are billed by one plant and sold through another Unit. Measured in production: the East zone was drawing on 38 billing plants across 14 states for its 5 Units, so the map shaded Uttar Pradesh and Karnataka as East and filtering to East coloured half the country. Taking the Unit's state first makes shading, dots and zone tell one story.</w:t>
+      </w:r>
+    </w:p>
+    <w:p>
+      <w:pPr>
+        <w:spacing w:before="120" w:after="160"/>
+        <w:ind w:left="216"/>
+        <w:pBdr>
+          <w:left w:val="single" w:sz="18" w:space="6" w:color="2E7D32"/>
+        </w:pBdr>
+      </w:pPr>
+      <w:r>
+        <w:rPr>
+          <w:b/>
+          <w:color w:val="2E7D32"/>
+          <w:sz w:val="20"/>
+        </w:rPr>
+        <w:t xml:space="preserve">Why the billing plant is still the fallback:  </w:t>
+      </w:r>
+      <w:r>
+        <w:rPr>
+          <w:sz w:val="20"/>
+        </w:rPr>
+        <w:t>The sales office only came into use in FY 2026, so most FY 2025 records do not carry one. Had the Unit's state been used on its own, those records would have lost their state entirely and vanished from the map, taking every prior-year state comparison with them. They stay exactly where they have always been — at their billing plant — while records that do carry a sales office get the corrected attribution.</w:t>
       </w:r>
     </w:p>
     <w:p>
@@ -1162,7 +1185,7 @@
     </w:p>
     <w:p>
       <w:r>
-        <w:t>Four KPI cards sit above the panels. All four respect every active filter, and each carries a growth pill comparing it against the previous fiscal year.</w:t>
+        <w:t>Four KPI cards sit above the panels. All four respect every active filter. The three money cards carry a growth pill comparing them against the previous fiscal year; the single-day card does not, and in FY 2026 the pills are hidden whenever a filter beyond Fiscal Year is set — both explained in 4.2.</w:t>
       </w:r>
     </w:p>
     <w:p>
@@ -1405,7 +1428,7 @@
               <w:rPr>
                 <w:sz w:val="18"/>
               </w:rPr>
-              <w:t>Gross value billed on one single day (see 4.3)</w:t>
+              <w:t>Gross value billed on one single day (see 4.3). No growth pill — see 4.2</w:t>
             </w:r>
           </w:p>
         </w:tc>
@@ -1460,12 +1483,68 @@
           <w:color w:val="5470C6"/>
           <w:sz w:val="26"/>
         </w:rPr>
-        <w:t>4.2  The Growth Pill</w:t>
+        <w:t>4.2  The Growth Pill, and When It Is Hidden</w:t>
       </w:r>
     </w:p>
     <w:p>
       <w:r>
-        <w:t>Each card compares itself against the same measure in the previous fiscal year and shows the movement as a signed percentage. Movement below 0.05% in either direction is treated as flat. Where there is no prior-year figure at all to divide by, the card shows “new” instead of a percentage.</w:t>
+        <w:t>A card with a pill compares itself against the same measure in the previous fiscal year and shows the movement as a signed percentage. Movement below 0.05% in either direction is treated as flat. Where there is no prior-year figure at all to divide by, the card shows “new” instead of a percentage.</w:t>
+      </w:r>
+    </w:p>
+    <w:p>
+      <w:r>
+        <w:t>Two cases carry no pill at all.</w:t>
+      </w:r>
+    </w:p>
+    <w:p>
+      <w:pPr>
+        <w:spacing w:before="120" w:after="160"/>
+        <w:ind w:left="216"/>
+        <w:pBdr>
+          <w:left w:val="single" w:sz="18" w:space="6" w:color="2E7D32"/>
+        </w:pBdr>
+      </w:pPr>
+      <w:r>
+        <w:rPr>
+          <w:b/>
+          <w:color w:val="2E7D32"/>
+          <w:sz w:val="20"/>
+        </w:rPr>
+        <w:t xml:space="preserve">The single-day card never shows one:  </w:t>
+      </w:r>
+      <w:r>
+        <w:rPr>
+          <w:sz w:val="20"/>
+        </w:rPr>
+        <w:t>Yesterday Sale / Month-End Sale reports one day against the same day a year earlier. A public holiday on one side of that comparison swings the percentage completely, so it measures the calendar rather than the business. It was removed outright rather than conditioned.</w:t>
+      </w:r>
+    </w:p>
+    <w:p>
+      <w:pPr>
+        <w:spacing w:before="120" w:after="160"/>
+        <w:ind w:left="216"/>
+        <w:pBdr>
+          <w:left w:val="single" w:sz="18" w:space="6" w:color="2E7D32"/>
+        </w:pBdr>
+      </w:pPr>
+      <w:r>
+        <w:rPr>
+          <w:b/>
+          <w:color w:val="2E7D32"/>
+          <w:sz w:val="20"/>
+        </w:rPr>
+        <w:t xml:space="preserve">In FY 2026, filtering hides every pill:  </w:t>
+      </w:r>
+      <w:r>
+        <w:rPr>
+          <w:sz w:val="20"/>
+        </w:rPr>
+        <w:t>The sales-office grouping behind the Zone and Unit views only came into use in FY 2026. Most FY 2025 records do not carry one, so a filtered comparison measures a nearly complete year against a nearly empty one and reports growth in the thousands of percent. Rather than show a figure that cannot be trusted, the pills are hidden whenever FY 2026 is selected together with any of Zone, State, Plant, Scheme, Material or Period.</w:t>
+      </w:r>
+    </w:p>
+    <w:p>
+      <w:r>
+        <w:t>Fiscal Year on its own is deliberately not treated as such a filter. With nothing narrowing the view, both years total everything they hold, including the records with no sales office, so the comparison is sound and the pills stay. From FY 2027 the rule lapses by itself, because FY 2027 is compared against FY 2026, which carries the sales office throughout.</w:t>
       </w:r>
     </w:p>
     <w:p>
@@ -2329,7 +2408,7 @@
     </w:p>
     <w:p>
       <w:r>
-        <w:t>An overlay that can be switched off. One dot per Unit, its size proportional to that Unit's gross value, joined by a leader line to a label carrying the Unit code, the Unit name and the value. Labels are laid out in the margins on either side of the map and nudged apart so that no two leader lines collide. Hovering a dot or a state opens a card with the gross billed value and the net and tax behind it, the growth against last year, the share of India, and the number of plants or invoices behind it.</w:t>
+        <w:t>An overlay that can be switched off. One dot per Unit, its size proportional to that Unit's gross value, joined by a leader line to a label carrying the Unit code, the Unit name and the value. Labels are laid out in the margins on either side of the map and nudged apart so that no two leader lines collide. Hovering a state, a zone or a dot opens a card showing three figures and nothing else: the gross billed value, and the net and tax that make it up. It carried growth, share of India, plants-billing and invoice counts until 2026-08-18, when they were removed to keep the card readable.</w:t>
       </w:r>
     </w:p>
     <w:p>
@@ -2564,7 +2643,7 @@
     </w:p>
     <w:p>
       <w:r>
-        <w:t>The state a sale is attributed to comes from the selling Unit's own plant master region. A Unit with a blank region contributes to the KPI cards and the plant ranking but cannot be placed on the map or counted in any state total.</w:t>
+        <w:t>The state a sale is attributed to comes from the selling Unit's own plant master region, falling back to the billing plant's where the Unit has none. A sale can therefore only lose its state if BOTH are blank; it then contributes to the KPI cards and the plant ranking but cannot be placed on the map or counted in any state total.</w:t>
       </w:r>
     </w:p>
     <w:p>
@@ -2581,13 +2660,13 @@
           <w:color w:val="2E7D32"/>
           <w:sz w:val="20"/>
         </w:rPr>
-        <w:t xml:space="preserve">A Unit missing from ZSD_ZONE_PLANT now loses its state too:  </w:t>
+        <w:t xml:space="preserve">A Unit missing from ZSD_ZONE_PLANT loses its zone, not its state:  </w:t>
       </w:r>
       <w:r>
         <w:rPr>
           <w:sz w:val="20"/>
         </w:rPr>
-        <w:t>Since state and zone are both read through the Unit's mapping row, a sales office with no row there has neither. It already had no dot and no zone; it now also drops off the choropleth rather than being shaded at its billing plant. Its value still counts in every KPI and in the plant ranking. Keeping ZSD_ZONE_PLANT complete is what prevents this.</w:t>
+        <w:t>Zone, Unit, city and dot position are all read through the Unit's mapping row, so a sales office with no row there has none of them — no dot, no zone, and no place in a zone-filtered view. Its STATE survives, because the billing plant supplies it. Its value counts in every KPI and in the plant ranking either way. Keeping ZSD_ZONE_PLANT complete is what prevents the gap; ZSD_PMS_ZONE_DIAG reports which sales offices are missing.</w:t>
       </w:r>
     </w:p>
     <w:p>
@@ -3528,12 +3607,30 @@
           <w:color w:val="22262A"/>
           <w:sz w:val="22"/>
         </w:rPr>
-        <w:t>Growth looks impossibly good, or impossibly bad, on a single Unit or state.</w:t>
+        <w:t>Growth looks impossibly good, or impossibly bad, on a scheme or a state.</w:t>
       </w:r>
     </w:p>
     <w:p>
       <w:r>
-        <w:t>Check the prior year first. Where last year's figure is very small, a modest absolute movement produces an enormous percentage. Where last year's figure is zero, the pill shows “new” rather than a percentage at all.</w:t>
+        <w:t>Check the prior year first. Where last year's figure is very small, a modest absolute movement produces an enormous percentage. Where last year's figure is zero, the pill shows “new” rather than a percentage at all. In FY 2026 the known case of this — a filtered view whose prior year has no sales office — is handled by hiding the pills outright; see 4.2.</w:t>
+      </w:r>
+    </w:p>
+    <w:p>
+      <w:pPr>
+        <w:spacing w:before="160"/>
+      </w:pPr>
+      <w:r>
+        <w:rPr>
+          <w:b/>
+          <w:color w:val="22262A"/>
+          <w:sz w:val="22"/>
+        </w:rPr>
+        <w:t>The growth pills disappeared when I applied a filter.</w:t>
+      </w:r>
+    </w:p>
+    <w:p>
+      <w:r>
+        <w:t>That is intended, and only happens in FY 2026. The comparison against FY 2025 is not reliable once the view is narrowed, because the sales-office grouping did not exist last year — see 4.2 for the full reason. Clear the filters, or select a different fiscal year, and they return. The figures themselves are unaffected; only the comparison is withheld.</w:t>
       </w:r>
     </w:p>
     <w:p>

--- a/UI5 Practice/Plant and Material Wise Sales dashboard/Documentation/PMS_Dashboard_Functional_Documentation.docx
+++ b/UI5 Practice/Plant and Material Wise Sales dashboard/Documentation/PMS_Dashboard_Functional_Documentation.docx
@@ -522,13 +522,13 @@
           <w:color w:val="2E7D32"/>
           <w:sz w:val="20"/>
         </w:rPr>
-        <w:t xml:space="preserve">Zone comes from ZSD_ZONE_PLANT, not from geography:  </w:t>
+        <w:t xml:space="preserve">Zone comes from ZSD_ZONE_PLANT for filtering; the map's own shading uses a fixed table:  </w:t>
       </w:r>
       <w:r>
         <w:rPr>
           <w:sz w:val="20"/>
         </w:rPr>
-        <w:t>A zone is a business grouping, not a map of India: 2000 HQ sits in Kanpur, in Uttar Pradesh, but belongs to Central. The dashboard therefore takes the zone from the ALM_ZONE code on the Unit's mapping row — the same field the Zone filter matches on — so filter and map always agree. If a Unit appears under the wrong zone, ALM_ZONE is what needs correcting.</w:t>
+        <w:t>A zone is a business grouping, not a map of India: 2000 HQ sits in Kanpur, in Uttar Pradesh, but belongs to Central. The Zone filter, the KPI totals and every panel besides the map itself still take the zone from the ALM_ZONE code on the Unit's mapping row, so filtering and totals always agree with each other. The map's own zone shading is the one exception (decided 2026-08-22): because ALM_ZONE kept surfacing states under the wrong zone in production, the map now shades each state from a fixed state-to-zone table built into the app, grouping all 36 states and union territories into ALIMCO's five zones. If a Unit's totals show under the wrong zone anywhere else on the screen, ALM_ZONE is what needs correcting; if only the map's own shading looks wrong for a state, the app's built-in table needs correcting instead.</w:t>
       </w:r>
     </w:p>
     <w:p>
@@ -674,7 +674,7 @@
     </w:p>
     <w:p>
       <w:r>
-        <w:t>Every figure is scoped to exactly one fiscal year, running April 1 to March 31. The dashboard opens on the fiscal year containing today's date and offers the three most recent years. The Period filter narrows within that year and is numbered the way the business counts it — Apr is period 1 and Mar is period 12.</w:t>
+        <w:t>Every figure is scoped to exactly one fiscal year, running April 1 to March 31. The dashboard opens on the fiscal year containing today's date and offers up to the three most recent years, floored at FY 2026 (decided 2026-08-22) — billing before that year carries no sales office and so cannot be grouped or filtered by zone at all. The Period filter narrows within the selected year and is numbered the way the business counts it — Apr is period 1 and Mar is period 12.</w:t>
       </w:r>
     </w:p>
     <w:p>
@@ -698,6 +698,29 @@
           <w:sz w:val="20"/>
         </w:rPr>
         <w:t>A fiscal year is named after the calendar year it STARTS in. April 2026 to March 2027 is fiscal year 2026, shown as “FY 2026-27”. This matches SAP's own GJAHR on the billing data.</w:t>
+      </w:r>
+    </w:p>
+    <w:p>
+      <w:pPr>
+        <w:spacing w:before="120" w:after="160"/>
+        <w:ind w:left="216"/>
+        <w:pBdr>
+          <w:left w:val="single" w:sz="18" w:space="6" w:color="2E7D32"/>
+        </w:pBdr>
+      </w:pPr>
+      <w:r>
+        <w:rPr>
+          <w:b/>
+          <w:color w:val="2E7D32"/>
+          <w:sz w:val="20"/>
+        </w:rPr>
+        <w:t xml:space="preserve">Why the picker does not always show three years (OD-13):  </w:t>
+      </w:r>
+      <w:r>
+        <w:rPr>
+          <w:sz w:val="20"/>
+        </w:rPr>
+        <w:t>Only fiscal years from FY 2026 onward are offered. Earlier billing has no sales office recorded, so it cannot be grouped into a zone or a Unit — selecting it would break every zone- and Unit-based view on the screen. The list will show three years again once FY 2028 makes FY 2026 the third year back, at which point every offered year is fully covered.</w:t>
       </w:r>
     </w:p>
     <w:p>
@@ -1185,7 +1208,7 @@
     </w:p>
     <w:p>
       <w:r>
-        <w:t>Four KPI cards sit above the panels. All four respect every active filter. The three money cards carry a growth pill comparing them against the previous fiscal year; the single-day card does not, and in FY 2026 the pills are hidden whenever a filter beyond Fiscal Year is set — both explained in 4.2.</w:t>
+        <w:t>Four KPI cards sit above the panels. All four respect every active filter. The three money cards carry a growth pill comparing them against the previous fiscal year; the single-day card does not, and in FY 2026 the pills are hidden outright, filtered or not — both explained in 4.2.</w:t>
       </w:r>
     </w:p>
     <w:p>
@@ -1533,18 +1556,18 @@
           <w:color w:val="2E7D32"/>
           <w:sz w:val="20"/>
         </w:rPr>
-        <w:t xml:space="preserve">In FY 2026, filtering hides every pill:  </w:t>
+        <w:t xml:space="preserve">In FY 2026, every pill is hidden — filtered or not (revised 2026-08-22, OD-14):  </w:t>
       </w:r>
       <w:r>
         <w:rPr>
           <w:sz w:val="20"/>
         </w:rPr>
-        <w:t>The sales-office grouping behind the Zone and Unit views only came into use in FY 2026. Most FY 2025 records do not carry one, so a filtered comparison measures a nearly complete year against a nearly empty one and reports growth in the thousands of percent. Rather than show a figure that cannot be trusted, the pills are hidden whenever FY 2026 is selected together with any of Zone, State, Plant, Scheme, Material or Period.</w:t>
+        <w:t>The sales-office grouping behind the Zone and Unit views only came into use in FY 2026, so most FY 2025 records do not carry one. That makes the FY 2025 comparison base unreliable on its own terms, not only once a filter narrows it — even the unfiltered FY 2026 total is measured against a prior year missing the grouping the rest of the dashboard depends on. Until 2026-08-18 the pills were hidden only when a filter beyond Fiscal Year was also set; that exemption for an FY-only view did not hold up, so the pills are now hidden for the whole of FY 2026 regardless of what else is filtered.</w:t>
       </w:r>
     </w:p>
     <w:p>
       <w:r>
-        <w:t>Fiscal Year on its own is deliberately not treated as such a filter. With nothing narrowing the view, both years total everything they hold, including the records with no sales office, so the comparison is sound and the pills stay. From FY 2027 the rule lapses by itself, because FY 2027 is compared against FY 2026, which carries the sales office throughout.</w:t>
+        <w:t>From FY 2027 this stops applying by itself, because FY 2027 is compared against FY 2026, which carries the sales office throughout.</w:t>
       </w:r>
     </w:p>
     <w:p>
@@ -2395,6 +2418,29 @@
     </w:p>
     <w:p>
       <w:pPr>
+        <w:spacing w:before="120" w:after="160"/>
+        <w:ind w:left="216"/>
+        <w:pBdr>
+          <w:left w:val="single" w:sz="18" w:space="6" w:color="2E7D32"/>
+        </w:pBdr>
+      </w:pPr>
+      <w:r>
+        <w:rPr>
+          <w:b/>
+          <w:color w:val="2E7D32"/>
+          <w:sz w:val="20"/>
+        </w:rPr>
+        <w:t xml:space="preserve">Lightest colours darkened for readability (2026-08-22):  </w:t>
+      </w:r>
+      <w:r>
+        <w:rPr>
+          <w:sz w:val="20"/>
+        </w:rPr>
+        <w:t>The palest step of the value scale and the separate "no billing" colour used to sit close enough to the panel's own white background that a barely-billed state and an unbilled state could both look blank. Both were darkened slightly so each is now visibly its own colour against the panel, as well as against each other.</w:t>
+      </w:r>
+    </w:p>
+    <w:p>
+      <w:pPr>
         <w:spacing w:before="160"/>
       </w:pPr>
       <w:r>
@@ -2450,6 +2496,29 @@
     <w:p>
       <w:r>
         <w:t>A ranked list rather than a chart. Each scheme shows a colour chip, its gross value, a progress bar of its share, the share percentage, the invoice count and its growth against last year. Hovering a row shows the net and tax behind that gross. Beneath a divider sits the Top-states roll-up. Every row is clickable and toggles that scheme — or that state — in the filter bar. Schemes with no gross value in the current selection are not listed.</w:t>
+      </w:r>
+    </w:p>
+    <w:p>
+      <w:pPr>
+        <w:spacing w:before="120" w:after="160"/>
+        <w:ind w:left="216"/>
+        <w:pBdr>
+          <w:left w:val="single" w:sz="18" w:space="6" w:color="2E7D32"/>
+        </w:pBdr>
+      </w:pPr>
+      <w:r>
+        <w:rPr>
+          <w:b/>
+          <w:color w:val="2E7D32"/>
+          <w:sz w:val="20"/>
+        </w:rPr>
+        <w:t xml:space="preserve">The panel's own subtitle follows the same rule as the pills:  </w:t>
+      </w:r>
+      <w:r>
+        <w:rPr>
+          <w:sz w:val="20"/>
+        </w:rPr>
+        <w:t>The subtitle above the list normally reads "Gross value by scheme · vs FY {year}". Whenever growth pills are hidden for the reason given in 4.2, it reads the plain "Gross value by scheme" instead, so the heading never promises a year-on-year comparison the rows underneath are not actually showing.</w:t>
       </w:r>
     </w:p>
     <w:p>
@@ -3612,7 +3681,7 @@
     </w:p>
     <w:p>
       <w:r>
-        <w:t>Check the prior year first. Where last year's figure is very small, a modest absolute movement produces an enormous percentage. Where last year's figure is zero, the pill shows “new” rather than a percentage at all. In FY 2026 the known case of this — a filtered view whose prior year has no sales office — is handled by hiding the pills outright; see 4.2.</w:t>
+        <w:t>Check the prior year first. Where last year's figure is very small, a modest absolute movement produces an enormous percentage. Where last year's figure is zero, the pill shows “new” rather than a percentage at all. In FY 2026 the known case of this — a prior year missing the sales-office grouping — is handled by hiding the pills outright for the whole year; see 4.2.</w:t>
       </w:r>
     </w:p>
     <w:p>
@@ -3625,12 +3694,12 @@
           <w:color w:val="22262A"/>
           <w:sz w:val="22"/>
         </w:rPr>
-        <w:t>The growth pills disappeared when I applied a filter.</w:t>
+        <w:t>The growth pills disappeared in FY 2026.</w:t>
       </w:r>
     </w:p>
     <w:p>
       <w:r>
-        <w:t>That is intended, and only happens in FY 2026. The comparison against FY 2025 is not reliable once the view is narrowed, because the sales-office grouping did not exist last year — see 4.2 for the full reason. Clear the filters, or select a different fiscal year, and they return. The figures themselves are unaffected; only the comparison is withheld.</w:t>
+        <w:t>That is intended. The comparison against FY 2025 is not reliable for the whole of FY 2026, because the sales-office grouping did not exist last year — see 4.2 for the full reason. This happens whether or not any other filter is set. Select a different fiscal year and they return. The figures themselves are unaffected; only the comparison is withheld.</w:t>
       </w:r>
     </w:p>
     <w:p>
